--- a/ВКР, отчет/ВКР, презентация/ВКР, презентация (текст).docx
+++ b/ВКР, отчет/ВКР, презентация/ВКР, презентация (текст).docx
@@ -573,7 +573,61 @@
           <w:sz w:val="28"/>
           <w:szCs w:val="28"/>
         </w:rPr>
-        <w:t xml:space="preserve">Сегодня существует немало проприетарных приложений для моделирования свойств материалов и сплавов. Такие программы чаще всего основаны на фундаментальных термодинамических моделях и расчёте фазовых равновесий. Наиболее известными и распространёнными среди них являются «JMatPro», «Thermo-Calc» и «Ansys GRANTA», которые позволяют прогнозировать различные физико-механические свойства материалов без необходимости проведения лабораторных экспериментов, опираясь на встроенные базы данных и расчётные модели. Однако эти </w:t>
+        <w:t>Сегодня существует немало проприетарных приложений для моделирования свойств материалов и сплавов. Такие программы чаще всего основаны на фундаментальных термодинамических моделях и расчёте фазовых равновесий. Наиболее известными и распространёнными среди них являются «</w:t>
+      </w:r>
+      <w:proofErr w:type="spellStart"/>
+      <w:r>
+        <w:rPr>
+          <w:rFonts w:ascii="Times New Roman" w:hAnsi="Times New Roman" w:cs="Times New Roman"/>
+          <w:sz w:val="28"/>
+          <w:szCs w:val="28"/>
+        </w:rPr>
+        <w:t>JMatPro</w:t>
+      </w:r>
+      <w:proofErr w:type="spellEnd"/>
+      <w:r>
+        <w:rPr>
+          <w:rFonts w:ascii="Times New Roman" w:hAnsi="Times New Roman" w:cs="Times New Roman"/>
+          <w:sz w:val="28"/>
+          <w:szCs w:val="28"/>
+        </w:rPr>
+        <w:t>», «</w:t>
+      </w:r>
+      <w:proofErr w:type="spellStart"/>
+      <w:r>
+        <w:rPr>
+          <w:rFonts w:ascii="Times New Roman" w:hAnsi="Times New Roman" w:cs="Times New Roman"/>
+          <w:sz w:val="28"/>
+          <w:szCs w:val="28"/>
+        </w:rPr>
+        <w:t>Thermo-Calc</w:t>
+      </w:r>
+      <w:proofErr w:type="spellEnd"/>
+      <w:r>
+        <w:rPr>
+          <w:rFonts w:ascii="Times New Roman" w:hAnsi="Times New Roman" w:cs="Times New Roman"/>
+          <w:sz w:val="28"/>
+          <w:szCs w:val="28"/>
+        </w:rPr>
+        <w:t>» и «</w:t>
+      </w:r>
+      <w:proofErr w:type="spellStart"/>
+      <w:r>
+        <w:rPr>
+          <w:rFonts w:ascii="Times New Roman" w:hAnsi="Times New Roman" w:cs="Times New Roman"/>
+          <w:sz w:val="28"/>
+          <w:szCs w:val="28"/>
+        </w:rPr>
+        <w:t>Ansys</w:t>
+      </w:r>
+      <w:proofErr w:type="spellEnd"/>
+      <w:r>
+        <w:rPr>
+          <w:rFonts w:ascii="Times New Roman" w:hAnsi="Times New Roman" w:cs="Times New Roman"/>
+          <w:sz w:val="28"/>
+          <w:szCs w:val="28"/>
+        </w:rPr>
+        <w:t xml:space="preserve"> GRANTA», которые позволяют прогнозировать различные физико-механические свойства материалов без необходимости проведения лабораторных экспериментов, опираясь на встроенные базы данных и расчётные модели. Однако эти </w:t>
       </w:r>
       <w:r>
         <w:rPr>
@@ -814,15 +868,7 @@
           <w:sz w:val="28"/>
           <w:szCs w:val="28"/>
         </w:rPr>
-        <w:t xml:space="preserve">ы в нотации </w:t>
-      </w:r>
-      <w:r>
-        <w:rPr>
-          <w:rFonts w:ascii="Times New Roman" w:hAnsi="Times New Roman" w:cs="Times New Roman"/>
-          <w:sz w:val="28"/>
-          <w:szCs w:val="28"/>
-        </w:rPr>
-        <w:t>«</w:t>
+        <w:t>ы в нотации «</w:t>
       </w:r>
       <w:r>
         <w:rPr>
@@ -1413,15 +1459,7 @@
           <w:sz w:val="28"/>
           <w:szCs w:val="28"/>
         </w:rPr>
-        <w:t xml:space="preserve"> </w:t>
-      </w:r>
-      <w:r>
-        <w:rPr>
-          <w:rFonts w:ascii="Times New Roman" w:hAnsi="Times New Roman" w:cs="Times New Roman"/>
-          <w:sz w:val="28"/>
-          <w:szCs w:val="28"/>
-        </w:rPr>
-        <w:t>расчета</w:t>
+        <w:t xml:space="preserve"> расчета</w:t>
       </w:r>
       <w:r>
         <w:rPr>
@@ -2115,6 +2153,7 @@
         </w:rPr>
         <w:t xml:space="preserve"> с функцией активации «</w:t>
       </w:r>
+      <w:proofErr w:type="spellStart"/>
       <w:r>
         <w:rPr>
           <w:rFonts w:ascii="Times New Roman" w:hAnsi="Times New Roman" w:cs="Times New Roman"/>
@@ -2124,6 +2163,7 @@
         </w:rPr>
         <w:t>ReLU</w:t>
       </w:r>
+      <w:proofErr w:type="spellEnd"/>
       <w:r>
         <w:rPr>
           <w:rFonts w:ascii="Times New Roman" w:hAnsi="Times New Roman" w:cs="Times New Roman"/>
@@ -2271,6 +2311,7 @@
         </w:rPr>
         <w:t>функции активации: «</w:t>
       </w:r>
+      <w:proofErr w:type="spellStart"/>
       <w:r>
         <w:rPr>
           <w:rFonts w:ascii="Times New Roman" w:hAnsi="Times New Roman" w:cs="Times New Roman"/>
@@ -2280,6 +2321,7 @@
         </w:rPr>
         <w:t>ReLU</w:t>
       </w:r>
+      <w:proofErr w:type="spellEnd"/>
       <w:r>
         <w:rPr>
           <w:rFonts w:ascii="Times New Roman" w:hAnsi="Times New Roman" w:cs="Times New Roman"/>
@@ -2523,7 +2565,25 @@
           <w:sz w:val="28"/>
           <w:szCs w:val="28"/>
         </w:rPr>
-        <w:t>размер батча равен 32</w:t>
+        <w:t xml:space="preserve">размер </w:t>
+      </w:r>
+      <w:proofErr w:type="spellStart"/>
+      <w:r>
+        <w:rPr>
+          <w:rFonts w:ascii="Times New Roman" w:hAnsi="Times New Roman" w:cs="Times New Roman"/>
+          <w:sz w:val="28"/>
+          <w:szCs w:val="28"/>
+        </w:rPr>
+        <w:t>батча</w:t>
+      </w:r>
+      <w:proofErr w:type="spellEnd"/>
+      <w:r>
+        <w:rPr>
+          <w:rFonts w:ascii="Times New Roman" w:hAnsi="Times New Roman" w:cs="Times New Roman"/>
+          <w:sz w:val="28"/>
+          <w:szCs w:val="28"/>
+        </w:rPr>
+        <w:t xml:space="preserve"> равен 32</w:t>
       </w:r>
       <w:r>
         <w:rPr>
@@ -2862,7 +2922,25 @@
           <w:sz w:val="28"/>
           <w:szCs w:val="28"/>
         </w:rPr>
-        <w:t>разделение обучающей выборки на батчи, прямой и обратный проходы, вычисление градиента и обновление весов нейронов;</w:t>
+        <w:t xml:space="preserve">разделение обучающей выборки на </w:t>
+      </w:r>
+      <w:proofErr w:type="spellStart"/>
+      <w:r>
+        <w:rPr>
+          <w:rFonts w:ascii="Times New Roman" w:hAnsi="Times New Roman" w:cs="Times New Roman"/>
+          <w:sz w:val="28"/>
+          <w:szCs w:val="28"/>
+        </w:rPr>
+        <w:t>батчи</w:t>
+      </w:r>
+      <w:proofErr w:type="spellEnd"/>
+      <w:r>
+        <w:rPr>
+          <w:rFonts w:ascii="Times New Roman" w:hAnsi="Times New Roman" w:cs="Times New Roman"/>
+          <w:sz w:val="28"/>
+          <w:szCs w:val="28"/>
+        </w:rPr>
+        <w:t>, прямой и обратный проходы, вычисление градиента и обновление весов нейронов;</w:t>
       </w:r>
     </w:p>
     <w:p>
@@ -2887,7 +2965,25 @@
           <w:sz w:val="28"/>
           <w:szCs w:val="28"/>
         </w:rPr>
-        <w:t>оценка метрик на валидационной выборке и проверка условий останов.</w:t>
+        <w:t xml:space="preserve">оценка метрик на </w:t>
+      </w:r>
+      <w:proofErr w:type="spellStart"/>
+      <w:r>
+        <w:rPr>
+          <w:rFonts w:ascii="Times New Roman" w:hAnsi="Times New Roman" w:cs="Times New Roman"/>
+          <w:sz w:val="28"/>
+          <w:szCs w:val="28"/>
+        </w:rPr>
+        <w:t>валидационной</w:t>
+      </w:r>
+      <w:proofErr w:type="spellEnd"/>
+      <w:r>
+        <w:rPr>
+          <w:rFonts w:ascii="Times New Roman" w:hAnsi="Times New Roman" w:cs="Times New Roman"/>
+          <w:sz w:val="28"/>
+          <w:szCs w:val="28"/>
+        </w:rPr>
+        <w:t xml:space="preserve"> выборке и проверка условий останов.</w:t>
       </w:r>
     </w:p>
     <w:p>
@@ -3299,6 +3395,7 @@
         </w:rPr>
         <w:t>», «</w:t>
       </w:r>
+      <w:proofErr w:type="spellStart"/>
       <w:r>
         <w:rPr>
           <w:rFonts w:ascii="Times New Roman" w:hAnsi="Times New Roman" w:cs="Times New Roman"/>
@@ -3308,6 +3405,7 @@
         </w:rPr>
         <w:t>OpenPyxl</w:t>
       </w:r>
+      <w:proofErr w:type="spellEnd"/>
       <w:r>
         <w:rPr>
           <w:rFonts w:ascii="Times New Roman" w:hAnsi="Times New Roman" w:cs="Times New Roman"/>
@@ -3333,6 +3431,7 @@
         </w:rPr>
         <w:t>», «</w:t>
       </w:r>
+      <w:proofErr w:type="spellStart"/>
       <w:r>
         <w:rPr>
           <w:rFonts w:ascii="Times New Roman" w:hAnsi="Times New Roman" w:cs="Times New Roman"/>
@@ -3342,6 +3441,7 @@
         </w:rPr>
         <w:t>Joblib</w:t>
       </w:r>
+      <w:proofErr w:type="spellEnd"/>
       <w:r>
         <w:rPr>
           <w:rFonts w:ascii="Times New Roman" w:hAnsi="Times New Roman" w:cs="Times New Roman"/>
@@ -3367,6 +3467,7 @@
         </w:rPr>
         <w:t>», «</w:t>
       </w:r>
+      <w:proofErr w:type="spellStart"/>
       <w:r>
         <w:rPr>
           <w:rFonts w:ascii="Times New Roman" w:hAnsi="Times New Roman" w:cs="Times New Roman"/>
@@ -3375,6 +3476,7 @@
         </w:rPr>
         <w:t>TensorFlow</w:t>
       </w:r>
+      <w:proofErr w:type="spellEnd"/>
       <w:r>
         <w:rPr>
           <w:rFonts w:ascii="Times New Roman" w:hAnsi="Times New Roman" w:cs="Times New Roman"/>
@@ -3383,6 +3485,7 @@
         </w:rPr>
         <w:t>», «</w:t>
       </w:r>
+      <w:proofErr w:type="spellStart"/>
       <w:r>
         <w:rPr>
           <w:rFonts w:ascii="Times New Roman" w:hAnsi="Times New Roman" w:cs="Times New Roman"/>
@@ -3391,6 +3494,7 @@
         </w:rPr>
         <w:t>Scikit-learn</w:t>
       </w:r>
+      <w:proofErr w:type="spellEnd"/>
       <w:r>
         <w:rPr>
           <w:rFonts w:ascii="Times New Roman" w:hAnsi="Times New Roman" w:cs="Times New Roman"/>
@@ -3399,6 +3503,7 @@
         </w:rPr>
         <w:t>» и «</w:t>
       </w:r>
+      <w:proofErr w:type="spellStart"/>
       <w:r>
         <w:rPr>
           <w:rFonts w:ascii="Times New Roman" w:hAnsi="Times New Roman" w:cs="Times New Roman"/>
@@ -3408,6 +3513,7 @@
         </w:rPr>
         <w:t>Tkinter</w:t>
       </w:r>
+      <w:proofErr w:type="spellEnd"/>
       <w:r>
         <w:rPr>
           <w:rFonts w:ascii="Times New Roman" w:hAnsi="Times New Roman" w:cs="Times New Roman"/>
@@ -3775,7 +3881,25 @@
           <w:sz w:val="28"/>
           <w:szCs w:val="28"/>
         </w:rPr>
-        <w:t>моделей с разными гиперпараметрами и</w:t>
+        <w:t xml:space="preserve">моделей с разными </w:t>
+      </w:r>
+      <w:proofErr w:type="spellStart"/>
+      <w:r>
+        <w:rPr>
+          <w:rFonts w:ascii="Times New Roman" w:hAnsi="Times New Roman" w:cs="Times New Roman"/>
+          <w:sz w:val="28"/>
+          <w:szCs w:val="28"/>
+        </w:rPr>
+        <w:t>гиперпараметрами</w:t>
+      </w:r>
+      <w:proofErr w:type="spellEnd"/>
+      <w:r>
+        <w:rPr>
+          <w:rFonts w:ascii="Times New Roman" w:hAnsi="Times New Roman" w:cs="Times New Roman"/>
+          <w:sz w:val="28"/>
+          <w:szCs w:val="28"/>
+        </w:rPr>
+        <w:t xml:space="preserve"> и</w:t>
       </w:r>
       <w:r>
         <w:rPr>
@@ -3807,7 +3931,23 @@
           <w:sz w:val="28"/>
           <w:szCs w:val="28"/>
         </w:rPr>
-        <w:t>. Лучший результат был достигнут в седьмом эксперименте, в котором «</w:t>
+        <w:t xml:space="preserve">. Лучший результат был достигнут в </w:t>
+      </w:r>
+      <w:r>
+        <w:rPr>
+          <w:rFonts w:ascii="Times New Roman" w:hAnsi="Times New Roman" w:cs="Times New Roman"/>
+          <w:sz w:val="28"/>
+          <w:szCs w:val="28"/>
+        </w:rPr>
+        <w:t>восьмом</w:t>
+      </w:r>
+      <w:r>
+        <w:rPr>
+          <w:rFonts w:ascii="Times New Roman" w:hAnsi="Times New Roman" w:cs="Times New Roman"/>
+          <w:sz w:val="28"/>
+          <w:szCs w:val="28"/>
+        </w:rPr>
+        <w:t xml:space="preserve"> эксперименте, в котором «</w:t>
       </w:r>
       <w:r>
         <w:rPr>
@@ -3832,23 +3972,7 @@
           <w:sz w:val="28"/>
           <w:szCs w:val="28"/>
         </w:rPr>
-        <w:t xml:space="preserve"> (</w:t>
-      </w:r>
-      <w:r>
-        <w:rPr>
-          <w:rFonts w:ascii="Times New Roman" w:hAnsi="Times New Roman" w:cs="Times New Roman"/>
-          <w:sz w:val="28"/>
-          <w:szCs w:val="28"/>
-        </w:rPr>
-        <w:t>средняя абсолютная ошибка</w:t>
-      </w:r>
-      <w:r>
-        <w:rPr>
-          <w:rFonts w:ascii="Times New Roman" w:hAnsi="Times New Roman" w:cs="Times New Roman"/>
-          <w:sz w:val="28"/>
-          <w:szCs w:val="28"/>
-        </w:rPr>
-        <w:t>)</w:t>
+        <w:t xml:space="preserve"> (средняя абсолютная ошибка)</w:t>
       </w:r>
       <w:r>
         <w:rPr>
@@ -3872,7 +3996,23 @@
           <w:sz w:val="28"/>
           <w:szCs w:val="28"/>
         </w:rPr>
-        <w:t xml:space="preserve"> 0,47.</w:t>
+        <w:t xml:space="preserve"> 0,4</w:t>
+      </w:r>
+      <w:r>
+        <w:rPr>
+          <w:rFonts w:ascii="Times New Roman" w:hAnsi="Times New Roman" w:cs="Times New Roman"/>
+          <w:sz w:val="28"/>
+          <w:szCs w:val="28"/>
+        </w:rPr>
+        <w:t>6</w:t>
+      </w:r>
+      <w:r>
+        <w:rPr>
+          <w:rFonts w:ascii="Times New Roman" w:hAnsi="Times New Roman" w:cs="Times New Roman"/>
+          <w:sz w:val="28"/>
+          <w:szCs w:val="28"/>
+        </w:rPr>
+        <w:t>.</w:t>
       </w:r>
     </w:p>
     <w:p>
@@ -3920,31 +4060,7 @@
           <w:sz w:val="28"/>
           <w:szCs w:val="28"/>
         </w:rPr>
-        <w:t xml:space="preserve">На данном слайде представлены выводы ВКР, разрешите их не зачитывать, благодарю за внимание, готов ответить на </w:t>
-      </w:r>
-      <w:r>
-        <w:rPr>
-          <w:rFonts w:ascii="Times New Roman" w:hAnsi="Times New Roman" w:cs="Times New Roman"/>
-          <w:sz w:val="28"/>
-          <w:szCs w:val="28"/>
-        </w:rPr>
-        <w:t>В</w:t>
-      </w:r>
-      <w:r>
-        <w:rPr>
-          <w:rFonts w:ascii="Times New Roman" w:hAnsi="Times New Roman" w:cs="Times New Roman"/>
-          <w:sz w:val="28"/>
-          <w:szCs w:val="28"/>
-        </w:rPr>
-        <w:t>аши вопросы</w:t>
-      </w:r>
-      <w:r>
-        <w:rPr>
-          <w:rFonts w:ascii="Times New Roman" w:hAnsi="Times New Roman" w:cs="Times New Roman"/>
-          <w:sz w:val="28"/>
-          <w:szCs w:val="28"/>
-        </w:rPr>
-        <w:t>.</w:t>
+        <w:t>На данном слайде представлены выводы ВКР, разрешите их не зачитывать, благодарю за внимание, готов ответить на Ваши вопросы.</w:t>
       </w:r>
     </w:p>
     <w:sectPr>

--- a/ВКР, отчет/ВКР, презентация/ВКР, презентация (текст).docx
+++ b/ВКР, отчет/ВКР, презентация/ВКР, презентация (текст).docx
@@ -3368,7 +3368,7 @@
           <w:sz w:val="28"/>
           <w:szCs w:val="28"/>
         </w:rPr>
-        <w:t>Также использовались следующие  библиотеки и модули</w:t>
+        <w:t>Также использовались следующие библиотеки и модули</w:t>
       </w:r>
       <w:r>
         <w:rPr>

--- a/ВКР, отчет/ВКР, презентация/ВКР, презентация (текст).docx
+++ b/ВКР, отчет/ВКР, презентация/ВКР, презентация (текст).docx
@@ -325,7 +325,15 @@
           <w:sz w:val="28"/>
           <w:szCs w:val="28"/>
         </w:rPr>
-        <w:t xml:space="preserve"> стоматологических сплавов</w:t>
+        <w:t xml:space="preserve"> стоматологических </w:t>
+      </w:r>
+      <w:r>
+        <w:rPr>
+          <w:rFonts w:ascii="Times New Roman" w:hAnsi="Times New Roman" w:cs="Times New Roman"/>
+          <w:sz w:val="28"/>
+          <w:szCs w:val="28"/>
+        </w:rPr>
+        <w:t>композитов</w:t>
       </w:r>
       <w:r>
         <w:rPr>
@@ -1098,7 +1106,23 @@
           <w:sz w:val="28"/>
           <w:szCs w:val="28"/>
         </w:rPr>
-        <w:t>требования «UX / UI» – красивый и интуитивно понятный интерфейс,</w:t>
+        <w:t xml:space="preserve">требования «UX / UI» – </w:t>
+      </w:r>
+      <w:r>
+        <w:rPr>
+          <w:rFonts w:ascii="Times New Roman" w:hAnsi="Times New Roman" w:cs="Times New Roman"/>
+          <w:sz w:val="28"/>
+          <w:szCs w:val="28"/>
+        </w:rPr>
+        <w:t xml:space="preserve">нужен </w:t>
+      </w:r>
+      <w:r>
+        <w:rPr>
+          <w:rFonts w:ascii="Times New Roman" w:hAnsi="Times New Roman" w:cs="Times New Roman"/>
+          <w:sz w:val="28"/>
+          <w:szCs w:val="28"/>
+        </w:rPr>
+        <w:t>красивый и интуитивно понятный интерфейс,</w:t>
       </w:r>
     </w:p>
     <w:p>
@@ -1123,7 +1147,23 @@
           <w:sz w:val="28"/>
           <w:szCs w:val="28"/>
         </w:rPr>
-        <w:t>требования к точности прогноза – ограничения точности модели прогнозирования свойств – необходимо, чтобы «</w:t>
+        <w:t>требования к точности прогноза – ограничени</w:t>
+      </w:r>
+      <w:r>
+        <w:rPr>
+          <w:rFonts w:ascii="Times New Roman" w:hAnsi="Times New Roman" w:cs="Times New Roman"/>
+          <w:sz w:val="28"/>
+          <w:szCs w:val="28"/>
+        </w:rPr>
+        <w:t>е</w:t>
+      </w:r>
+      <w:r>
+        <w:rPr>
+          <w:rFonts w:ascii="Times New Roman" w:hAnsi="Times New Roman" w:cs="Times New Roman"/>
+          <w:sz w:val="28"/>
+          <w:szCs w:val="28"/>
+        </w:rPr>
+        <w:t xml:space="preserve"> точности модели прогнозирования свойств – необходимо, чтобы «</w:t>
       </w:r>
       <w:r>
         <w:rPr>
@@ -1165,7 +1205,23 @@
           <w:sz w:val="28"/>
           <w:szCs w:val="28"/>
         </w:rPr>
-        <w:t>требования к скорости прогноза – ограничения времени проведения прогноза, который должен занимать не более 5 секунд;</w:t>
+        <w:t>требования к скорости прогноза – ограничени</w:t>
+      </w:r>
+      <w:r>
+        <w:rPr>
+          <w:rFonts w:ascii="Times New Roman" w:hAnsi="Times New Roman" w:cs="Times New Roman"/>
+          <w:sz w:val="28"/>
+          <w:szCs w:val="28"/>
+        </w:rPr>
+        <w:t>е</w:t>
+      </w:r>
+      <w:r>
+        <w:rPr>
+          <w:rFonts w:ascii="Times New Roman" w:hAnsi="Times New Roman" w:cs="Times New Roman"/>
+          <w:sz w:val="28"/>
+          <w:szCs w:val="28"/>
+        </w:rPr>
+        <w:t xml:space="preserve"> времени проведения прогноза, который должен занимать не более 5 секунд;</w:t>
       </w:r>
     </w:p>
     <w:p>
@@ -1265,7 +1321,7 @@
           <w:sz w:val="28"/>
           <w:szCs w:val="28"/>
         </w:rPr>
-        <w:t>интерфейс – необходимый для взаимодействия с приложением.</w:t>
+        <w:t>интерфейс – необходим для взаимодействия с приложением.</w:t>
       </w:r>
     </w:p>
     <w:p>
@@ -1329,7 +1385,23 @@
           <w:sz w:val="28"/>
           <w:szCs w:val="28"/>
         </w:rPr>
-        <w:t>и контекстной диаграммы и представляет реализацию трех последовательных шагов</w:t>
+        <w:t>и контекстной диаграммы и</w:t>
+      </w:r>
+      <w:r>
+        <w:rPr>
+          <w:rFonts w:ascii="Times New Roman" w:hAnsi="Times New Roman" w:cs="Times New Roman"/>
+          <w:sz w:val="28"/>
+          <w:szCs w:val="28"/>
+        </w:rPr>
+        <w:t xml:space="preserve"> демонстрирует</w:t>
+      </w:r>
+      <w:r>
+        <w:rPr>
+          <w:rFonts w:ascii="Times New Roman" w:hAnsi="Times New Roman" w:cs="Times New Roman"/>
+          <w:sz w:val="28"/>
+          <w:szCs w:val="28"/>
+        </w:rPr>
+        <w:t xml:space="preserve"> реализацию трех последовательных шагов</w:t>
       </w:r>
       <w:r>
         <w:rPr>
@@ -1647,7 +1719,23 @@
           <w:sz w:val="28"/>
           <w:szCs w:val="28"/>
         </w:rPr>
-        <w:t>– составы материалов, представленные в виде вектора из 21 химического элемента</w:t>
+        <w:t>– составы материалов, представленные в виде вектор</w:t>
+      </w:r>
+      <w:r>
+        <w:rPr>
+          <w:rFonts w:ascii="Times New Roman" w:hAnsi="Times New Roman" w:cs="Times New Roman"/>
+          <w:sz w:val="28"/>
+          <w:szCs w:val="28"/>
+        </w:rPr>
+        <w:t>ов</w:t>
+      </w:r>
+      <w:r>
+        <w:rPr>
+          <w:rFonts w:ascii="Times New Roman" w:hAnsi="Times New Roman" w:cs="Times New Roman"/>
+          <w:sz w:val="28"/>
+          <w:szCs w:val="28"/>
+        </w:rPr>
+        <w:t xml:space="preserve"> из 21 химического элемента</w:t>
       </w:r>
       <w:r>
         <w:rPr>
@@ -1888,7 +1976,49 @@
           <w:szCs w:val="28"/>
         </w:rPr>
         <w:lastRenderedPageBreak/>
-        <w:t>позволяет проводить гибкую настройку: выбирать количество слоев и нейронов, функции активации и потерь и прочее, что необходимо для моделирования сложной зависимости свойств от состава;</w:t>
+        <w:t>позволяет проводить гибкую настройку: выбирать количество слоев и нейронов, функции активации и потерь и проч</w:t>
+      </w:r>
+      <w:r>
+        <w:rPr>
+          <w:rFonts w:ascii="Times New Roman" w:hAnsi="Times New Roman" w:cs="Times New Roman"/>
+          <w:sz w:val="28"/>
+          <w:szCs w:val="28"/>
+        </w:rPr>
+        <w:t>и</w:t>
+      </w:r>
+      <w:r>
+        <w:rPr>
+          <w:rFonts w:ascii="Times New Roman" w:hAnsi="Times New Roman" w:cs="Times New Roman"/>
+          <w:sz w:val="28"/>
+          <w:szCs w:val="28"/>
+        </w:rPr>
+        <w:t>е</w:t>
+      </w:r>
+      <w:r>
+        <w:rPr>
+          <w:rFonts w:ascii="Times New Roman" w:hAnsi="Times New Roman" w:cs="Times New Roman"/>
+          <w:sz w:val="28"/>
+          <w:szCs w:val="28"/>
+        </w:rPr>
+        <w:t xml:space="preserve"> </w:t>
+      </w:r>
+      <w:proofErr w:type="spellStart"/>
+      <w:r>
+        <w:rPr>
+          <w:rFonts w:ascii="Times New Roman" w:hAnsi="Times New Roman" w:cs="Times New Roman"/>
+          <w:sz w:val="28"/>
+          <w:szCs w:val="28"/>
+        </w:rPr>
+        <w:t>гиперпараметры</w:t>
+      </w:r>
+      <w:proofErr w:type="spellEnd"/>
+      <w:r>
+        <w:rPr>
+          <w:rFonts w:ascii="Times New Roman" w:hAnsi="Times New Roman" w:cs="Times New Roman"/>
+          <w:sz w:val="28"/>
+          <w:szCs w:val="28"/>
+        </w:rPr>
+        <w:t>, что необходимо для моделирования сложной зависимости свойств от состава;</w:t>
       </w:r>
     </w:p>
     <w:p>
@@ -1963,7 +2093,7 @@
           <w:sz w:val="28"/>
           <w:szCs w:val="28"/>
         </w:rPr>
-        <w:t>метод опорных векторов, модели которого нельзя дообучить при появлении новых данных, а только обучать заново на всем наборе данных;</w:t>
+        <w:t>метод опорных векторов, модели которого нельзя дообучить при появлении новых данных, а только обучать заново на всем наборе;</w:t>
       </w:r>
     </w:p>
     <w:p>
@@ -2143,7 +2273,7 @@
           <w:sz w:val="28"/>
           <w:szCs w:val="28"/>
         </w:rPr>
-        <w:t>я</w:t>
+        <w:t>ев</w:t>
       </w:r>
       <w:r>
         <w:rPr>
@@ -2203,7 +2333,23 @@
           <w:sz w:val="28"/>
           <w:szCs w:val="28"/>
         </w:rPr>
-        <w:t>», который выключает каждый нейрон с заданной вероятностью</w:t>
+        <w:t xml:space="preserve">», который выключает каждый нейрон </w:t>
+      </w:r>
+      <w:r>
+        <w:rPr>
+          <w:rFonts w:ascii="Times New Roman" w:hAnsi="Times New Roman" w:cs="Times New Roman"/>
+          <w:sz w:val="28"/>
+          <w:szCs w:val="28"/>
+        </w:rPr>
+        <w:t xml:space="preserve">слоя </w:t>
+      </w:r>
+      <w:r>
+        <w:rPr>
+          <w:rFonts w:ascii="Times New Roman" w:hAnsi="Times New Roman" w:cs="Times New Roman"/>
+          <w:sz w:val="28"/>
+          <w:szCs w:val="28"/>
+        </w:rPr>
+        <w:t>с заданной вероятностью</w:t>
       </w:r>
       <w:r>
         <w:rPr>
@@ -2236,7 +2382,39 @@
           <w:sz w:val="28"/>
           <w:szCs w:val="28"/>
         </w:rPr>
-        <w:t>выходной слой с 1 нейроном и линейной функцией активации для прогнозирования одного свойства.</w:t>
+        <w:t>выходно</w:t>
+      </w:r>
+      <w:r>
+        <w:rPr>
+          <w:rFonts w:ascii="Times New Roman" w:hAnsi="Times New Roman" w:cs="Times New Roman"/>
+          <w:sz w:val="28"/>
+          <w:szCs w:val="28"/>
+        </w:rPr>
+        <w:t>го</w:t>
+      </w:r>
+      <w:r>
+        <w:rPr>
+          <w:rFonts w:ascii="Times New Roman" w:hAnsi="Times New Roman" w:cs="Times New Roman"/>
+          <w:sz w:val="28"/>
+          <w:szCs w:val="28"/>
+        </w:rPr>
+        <w:t xml:space="preserve"> сло</w:t>
+      </w:r>
+      <w:r>
+        <w:rPr>
+          <w:rFonts w:ascii="Times New Roman" w:hAnsi="Times New Roman" w:cs="Times New Roman"/>
+          <w:sz w:val="28"/>
+          <w:szCs w:val="28"/>
+        </w:rPr>
+        <w:t>я</w:t>
+      </w:r>
+      <w:r>
+        <w:rPr>
+          <w:rFonts w:ascii="Times New Roman" w:hAnsi="Times New Roman" w:cs="Times New Roman"/>
+          <w:sz w:val="28"/>
+          <w:szCs w:val="28"/>
+        </w:rPr>
+        <w:t xml:space="preserve"> с 1 нейроном и линейной функцией активации для прогнозирования одного свойства.</w:t>
       </w:r>
     </w:p>
     <w:p>
@@ -2828,7 +3006,23 @@
           <w:sz w:val="28"/>
           <w:szCs w:val="28"/>
         </w:rPr>
-        <w:t xml:space="preserve">Алгоритм «Нормализация» вычисляет средние значения и стандартные отклонения столбцов (т.е. элементов состава и свойств) по обучающей выборке, а после вычисляет нормализованные значения обучающей и тестовой выборок. </w:t>
+        <w:t xml:space="preserve">Алгоритм «Нормализация» вычисляет средние значения и стандартные отклонения столбцов (т.е. элементов состава и свойств) по обучающей выборке, а после </w:t>
+      </w:r>
+      <w:r>
+        <w:rPr>
+          <w:rFonts w:ascii="Times New Roman" w:hAnsi="Times New Roman" w:cs="Times New Roman"/>
+          <w:sz w:val="28"/>
+          <w:szCs w:val="28"/>
+        </w:rPr>
+        <w:t>рассчитывает</w:t>
+      </w:r>
+      <w:r>
+        <w:rPr>
+          <w:rFonts w:ascii="Times New Roman" w:hAnsi="Times New Roman" w:cs="Times New Roman"/>
+          <w:sz w:val="28"/>
+          <w:szCs w:val="28"/>
+        </w:rPr>
+        <w:t xml:space="preserve"> нормализованные значения обучающей и тестовой выборок.</w:t>
       </w:r>
     </w:p>
     <w:p>
@@ -2848,7 +3042,39 @@
           <w:sz w:val="28"/>
           <w:szCs w:val="28"/>
         </w:rPr>
-        <w:t>«Аугментация» увеличивает обучающую и тестовую выборки до заданных значений путем внесения в исходные данные небольших случайных изменений.</w:t>
+        <w:t>«Аугментация» увеличивает обучающую и тестовую выборки до заданн</w:t>
+      </w:r>
+      <w:r>
+        <w:rPr>
+          <w:rFonts w:ascii="Times New Roman" w:hAnsi="Times New Roman" w:cs="Times New Roman"/>
+          <w:sz w:val="28"/>
+          <w:szCs w:val="28"/>
+        </w:rPr>
+        <w:t>ого</w:t>
+      </w:r>
+      <w:r>
+        <w:rPr>
+          <w:rFonts w:ascii="Times New Roman" w:hAnsi="Times New Roman" w:cs="Times New Roman"/>
+          <w:sz w:val="28"/>
+          <w:szCs w:val="28"/>
+        </w:rPr>
+        <w:t xml:space="preserve"> </w:t>
+      </w:r>
+      <w:r>
+        <w:rPr>
+          <w:rFonts w:ascii="Times New Roman" w:hAnsi="Times New Roman" w:cs="Times New Roman"/>
+          <w:sz w:val="28"/>
+          <w:szCs w:val="28"/>
+        </w:rPr>
+        <w:t xml:space="preserve">количества примеров </w:t>
+      </w:r>
+      <w:r>
+        <w:rPr>
+          <w:rFonts w:ascii="Times New Roman" w:hAnsi="Times New Roman" w:cs="Times New Roman"/>
+          <w:sz w:val="28"/>
+          <w:szCs w:val="28"/>
+        </w:rPr>
+        <w:t>путем внесения в исходные данные небольших случайных изменений.</w:t>
       </w:r>
     </w:p>
     <w:p>
@@ -3276,7 +3502,7 @@
           <w:sz w:val="28"/>
           <w:szCs w:val="28"/>
         </w:rPr>
-        <w:t>возвращает спрогнозированные значения свойств.</w:t>
+        <w:t>возвращает спрогнозированные значения.</w:t>
       </w:r>
     </w:p>
     <w:p>
@@ -3368,159 +3594,47 @@
           <w:sz w:val="28"/>
           <w:szCs w:val="28"/>
         </w:rPr>
-        <w:t>Также использовались следующие библиотеки и модули</w:t>
-      </w:r>
-      <w:r>
-        <w:rPr>
-          <w:rFonts w:ascii="Times New Roman" w:hAnsi="Times New Roman" w:cs="Times New Roman"/>
-          <w:sz w:val="28"/>
-          <w:szCs w:val="28"/>
-        </w:rPr>
-        <w:t>: «</w:t>
-      </w:r>
-      <w:r>
-        <w:rPr>
-          <w:rFonts w:ascii="Times New Roman" w:hAnsi="Times New Roman" w:cs="Times New Roman"/>
-          <w:sz w:val="28"/>
-          <w:szCs w:val="28"/>
-          <w:lang w:val="en-US"/>
-        </w:rPr>
-        <w:t>Random</w:t>
-      </w:r>
-      <w:r>
-        <w:rPr>
-          <w:rFonts w:ascii="Times New Roman" w:hAnsi="Times New Roman" w:cs="Times New Roman"/>
-          <w:sz w:val="28"/>
-          <w:szCs w:val="28"/>
-        </w:rPr>
-        <w:t>», «</w:t>
-      </w:r>
-      <w:proofErr w:type="spellStart"/>
-      <w:r>
-        <w:rPr>
-          <w:rFonts w:ascii="Times New Roman" w:hAnsi="Times New Roman" w:cs="Times New Roman"/>
-          <w:sz w:val="28"/>
-          <w:szCs w:val="28"/>
-          <w:lang w:val="en-US"/>
-        </w:rPr>
-        <w:t>OpenPyxl</w:t>
-      </w:r>
-      <w:proofErr w:type="spellEnd"/>
-      <w:r>
-        <w:rPr>
-          <w:rFonts w:ascii="Times New Roman" w:hAnsi="Times New Roman" w:cs="Times New Roman"/>
-          <w:sz w:val="28"/>
-          <w:szCs w:val="28"/>
-        </w:rPr>
-        <w:t>», «</w:t>
-      </w:r>
-      <w:r>
-        <w:rPr>
-          <w:rFonts w:ascii="Times New Roman" w:hAnsi="Times New Roman" w:cs="Times New Roman"/>
-          <w:sz w:val="28"/>
-          <w:szCs w:val="28"/>
-          <w:lang w:val="en-US"/>
-        </w:rPr>
-        <w:t>Pandas</w:t>
-      </w:r>
-      <w:r>
-        <w:rPr>
-          <w:rFonts w:ascii="Times New Roman" w:hAnsi="Times New Roman" w:cs="Times New Roman"/>
-          <w:sz w:val="28"/>
-          <w:szCs w:val="28"/>
-        </w:rPr>
-        <w:t>», «</w:t>
-      </w:r>
-      <w:proofErr w:type="spellStart"/>
-      <w:r>
-        <w:rPr>
-          <w:rFonts w:ascii="Times New Roman" w:hAnsi="Times New Roman" w:cs="Times New Roman"/>
-          <w:sz w:val="28"/>
-          <w:szCs w:val="28"/>
-          <w:lang w:val="en-US"/>
-        </w:rPr>
-        <w:t>Joblib</w:t>
-      </w:r>
-      <w:proofErr w:type="spellEnd"/>
-      <w:r>
-        <w:rPr>
-          <w:rFonts w:ascii="Times New Roman" w:hAnsi="Times New Roman" w:cs="Times New Roman"/>
-          <w:sz w:val="28"/>
-          <w:szCs w:val="28"/>
-        </w:rPr>
-        <w:t>», «</w:t>
-      </w:r>
-      <w:r>
-        <w:rPr>
-          <w:rFonts w:ascii="Times New Roman" w:hAnsi="Times New Roman" w:cs="Times New Roman"/>
-          <w:sz w:val="28"/>
-          <w:szCs w:val="28"/>
-          <w:lang w:val="en-US"/>
-        </w:rPr>
-        <w:t>NumPy</w:t>
-      </w:r>
-      <w:r>
-        <w:rPr>
-          <w:rFonts w:ascii="Times New Roman" w:hAnsi="Times New Roman" w:cs="Times New Roman"/>
-          <w:sz w:val="28"/>
-          <w:szCs w:val="28"/>
-        </w:rPr>
-        <w:t>», «</w:t>
-      </w:r>
-      <w:proofErr w:type="spellStart"/>
-      <w:r>
-        <w:rPr>
-          <w:rFonts w:ascii="Times New Roman" w:hAnsi="Times New Roman" w:cs="Times New Roman"/>
-          <w:sz w:val="28"/>
-          <w:szCs w:val="28"/>
-        </w:rPr>
-        <w:t>TensorFlow</w:t>
-      </w:r>
-      <w:proofErr w:type="spellEnd"/>
-      <w:r>
-        <w:rPr>
-          <w:rFonts w:ascii="Times New Roman" w:hAnsi="Times New Roman" w:cs="Times New Roman"/>
-          <w:sz w:val="28"/>
-          <w:szCs w:val="28"/>
-        </w:rPr>
-        <w:t>», «</w:t>
-      </w:r>
-      <w:proofErr w:type="spellStart"/>
-      <w:r>
-        <w:rPr>
-          <w:rFonts w:ascii="Times New Roman" w:hAnsi="Times New Roman" w:cs="Times New Roman"/>
-          <w:sz w:val="28"/>
-          <w:szCs w:val="28"/>
-        </w:rPr>
-        <w:t>Scikit-learn</w:t>
-      </w:r>
-      <w:proofErr w:type="spellEnd"/>
-      <w:r>
-        <w:rPr>
-          <w:rFonts w:ascii="Times New Roman" w:hAnsi="Times New Roman" w:cs="Times New Roman"/>
-          <w:sz w:val="28"/>
-          <w:szCs w:val="28"/>
-        </w:rPr>
-        <w:t>» и «</w:t>
-      </w:r>
-      <w:proofErr w:type="spellStart"/>
-      <w:r>
-        <w:rPr>
-          <w:rFonts w:ascii="Times New Roman" w:hAnsi="Times New Roman" w:cs="Times New Roman"/>
-          <w:sz w:val="28"/>
-          <w:szCs w:val="28"/>
-          <w:lang w:val="en-US"/>
-        </w:rPr>
-        <w:t>Tkinter</w:t>
-      </w:r>
-      <w:proofErr w:type="spellEnd"/>
-      <w:r>
-        <w:rPr>
-          <w:rFonts w:ascii="Times New Roman" w:hAnsi="Times New Roman" w:cs="Times New Roman"/>
-          <w:sz w:val="28"/>
-          <w:szCs w:val="28"/>
-        </w:rPr>
-        <w:t>».</w:t>
+        <w:t>Также использовались библиотеки и модули</w:t>
+      </w:r>
+      <w:r>
+        <w:rPr>
+          <w:rFonts w:ascii="Times New Roman" w:hAnsi="Times New Roman" w:cs="Times New Roman"/>
+          <w:sz w:val="28"/>
+          <w:szCs w:val="28"/>
+        </w:rPr>
+        <w:t>,</w:t>
+      </w:r>
+      <w:r>
+        <w:rPr>
+          <w:rFonts w:ascii="Times New Roman" w:hAnsi="Times New Roman" w:cs="Times New Roman"/>
+          <w:sz w:val="28"/>
+          <w:szCs w:val="28"/>
+        </w:rPr>
+        <w:t xml:space="preserve"> </w:t>
+      </w:r>
+      <w:r>
+        <w:rPr>
+          <w:rFonts w:ascii="Times New Roman" w:hAnsi="Times New Roman" w:cs="Times New Roman"/>
+          <w:sz w:val="28"/>
+          <w:szCs w:val="28"/>
+        </w:rPr>
+        <w:t>приведенные</w:t>
+      </w:r>
+      <w:r>
+        <w:rPr>
+          <w:rFonts w:ascii="Times New Roman" w:hAnsi="Times New Roman" w:cs="Times New Roman"/>
+          <w:sz w:val="28"/>
+          <w:szCs w:val="28"/>
+        </w:rPr>
+        <w:t xml:space="preserve"> на текущем слайде</w:t>
+      </w:r>
+      <w:r>
+        <w:rPr>
+          <w:rFonts w:ascii="Times New Roman" w:hAnsi="Times New Roman" w:cs="Times New Roman"/>
+          <w:sz w:val="28"/>
+          <w:szCs w:val="28"/>
+        </w:rPr>
+        <w:t>.</w:t>
       </w:r>
     </w:p>
     <w:p>
@@ -3673,7 +3787,7 @@
           <w:sz w:val="28"/>
           <w:szCs w:val="28"/>
         </w:rPr>
-        <w:t>а затем нормализованный состав получает ансамбль, состоящий из 8 моделей (по одной модели на каждое свойство). После применения моделей результат прогноза возвращается в нормализаторы, а затем – в интерфейс, где доступен</w:t>
+        <w:t>а затем нормализованный состав получает ансамбль, состоящий из 8 моделей (по одной на каждое свойство). После применения моделей результат прогноза возвращается в нормализаторы, а затем – в интерфейс, где доступен</w:t>
       </w:r>
       <w:r>
         <w:rPr>
@@ -3785,7 +3899,23 @@
           <w:sz w:val="28"/>
           <w:szCs w:val="28"/>
         </w:rPr>
-        <w:t xml:space="preserve">: текстовые поля верхней половины предназначены для ввода химического состава, а нижние – для просмотра спрогнозированных свойств. Далее будет показана видеодемонстрация приложения. </w:t>
+        <w:t>: текстовые поля верхней половины предназначены для ввода химического состава, а нижн</w:t>
+      </w:r>
+      <w:r>
+        <w:rPr>
+          <w:rFonts w:ascii="Times New Roman" w:hAnsi="Times New Roman" w:cs="Times New Roman"/>
+          <w:sz w:val="28"/>
+          <w:szCs w:val="28"/>
+        </w:rPr>
+        <w:t>ей</w:t>
+      </w:r>
+      <w:r>
+        <w:rPr>
+          <w:rFonts w:ascii="Times New Roman" w:hAnsi="Times New Roman" w:cs="Times New Roman"/>
+          <w:sz w:val="28"/>
+          <w:szCs w:val="28"/>
+        </w:rPr>
+        <w:t xml:space="preserve"> – для просмотра спрогнозированных свойств. Далее будет показана видеодемонстрация приложения. </w:t>
       </w:r>
     </w:p>
     <w:p>
@@ -3841,7 +3971,23 @@
           <w:sz w:val="28"/>
           <w:szCs w:val="28"/>
         </w:rPr>
-        <w:t xml:space="preserve">заключается в </w:t>
+        <w:t>заключа</w:t>
+      </w:r>
+      <w:r>
+        <w:rPr>
+          <w:rFonts w:ascii="Times New Roman" w:hAnsi="Times New Roman" w:cs="Times New Roman"/>
+          <w:sz w:val="28"/>
+          <w:szCs w:val="28"/>
+        </w:rPr>
+        <w:t>лся</w:t>
+      </w:r>
+      <w:r>
+        <w:rPr>
+          <w:rFonts w:ascii="Times New Roman" w:hAnsi="Times New Roman" w:cs="Times New Roman"/>
+          <w:sz w:val="28"/>
+          <w:szCs w:val="28"/>
+        </w:rPr>
+        <w:t xml:space="preserve"> в </w:t>
       </w:r>
       <w:r>
         <w:rPr>

--- a/ВКР, отчет/ВКР, презентация/ВКР, презентация (текст).docx
+++ b/ВКР, отчет/ВКР, презентация/ВКР, презентация (текст).docx
@@ -581,61 +581,7 @@
           <w:sz w:val="28"/>
           <w:szCs w:val="28"/>
         </w:rPr>
-        <w:t>Сегодня существует немало проприетарных приложений для моделирования свойств материалов и сплавов. Такие программы чаще всего основаны на фундаментальных термодинамических моделях и расчёте фазовых равновесий. Наиболее известными и распространёнными среди них являются «</w:t>
-      </w:r>
-      <w:proofErr w:type="spellStart"/>
-      <w:r>
-        <w:rPr>
-          <w:rFonts w:ascii="Times New Roman" w:hAnsi="Times New Roman" w:cs="Times New Roman"/>
-          <w:sz w:val="28"/>
-          <w:szCs w:val="28"/>
-        </w:rPr>
-        <w:t>JMatPro</w:t>
-      </w:r>
-      <w:proofErr w:type="spellEnd"/>
-      <w:r>
-        <w:rPr>
-          <w:rFonts w:ascii="Times New Roman" w:hAnsi="Times New Roman" w:cs="Times New Roman"/>
-          <w:sz w:val="28"/>
-          <w:szCs w:val="28"/>
-        </w:rPr>
-        <w:t>», «</w:t>
-      </w:r>
-      <w:proofErr w:type="spellStart"/>
-      <w:r>
-        <w:rPr>
-          <w:rFonts w:ascii="Times New Roman" w:hAnsi="Times New Roman" w:cs="Times New Roman"/>
-          <w:sz w:val="28"/>
-          <w:szCs w:val="28"/>
-        </w:rPr>
-        <w:t>Thermo-Calc</w:t>
-      </w:r>
-      <w:proofErr w:type="spellEnd"/>
-      <w:r>
-        <w:rPr>
-          <w:rFonts w:ascii="Times New Roman" w:hAnsi="Times New Roman" w:cs="Times New Roman"/>
-          <w:sz w:val="28"/>
-          <w:szCs w:val="28"/>
-        </w:rPr>
-        <w:t>» и «</w:t>
-      </w:r>
-      <w:proofErr w:type="spellStart"/>
-      <w:r>
-        <w:rPr>
-          <w:rFonts w:ascii="Times New Roman" w:hAnsi="Times New Roman" w:cs="Times New Roman"/>
-          <w:sz w:val="28"/>
-          <w:szCs w:val="28"/>
-        </w:rPr>
-        <w:t>Ansys</w:t>
-      </w:r>
-      <w:proofErr w:type="spellEnd"/>
-      <w:r>
-        <w:rPr>
-          <w:rFonts w:ascii="Times New Roman" w:hAnsi="Times New Roman" w:cs="Times New Roman"/>
-          <w:sz w:val="28"/>
-          <w:szCs w:val="28"/>
-        </w:rPr>
-        <w:t xml:space="preserve"> GRANTA», которые позволяют прогнозировать различные физико-механические свойства материалов без необходимости проведения лабораторных экспериментов, опираясь на встроенные базы данных и расчётные модели. Однако эти </w:t>
+        <w:t xml:space="preserve">Сегодня существует немало проприетарных приложений для моделирования свойств материалов и сплавов. Такие программы чаще всего основаны на фундаментальных термодинамических моделях и расчёте фазовых равновесий. Наиболее известными и распространёнными среди них являются «JMatPro», «Thermo-Calc» и «Ansys GRANTA», которые позволяют прогнозировать различные физико-механические свойства материалов без необходимости проведения лабораторных экспериментов, опираясь на встроенные базы данных и расчётные модели. Однако эти </w:t>
       </w:r>
       <w:r>
         <w:rPr>
@@ -2000,18 +1946,8 @@
           <w:sz w:val="28"/>
           <w:szCs w:val="28"/>
         </w:rPr>
-        <w:t xml:space="preserve"> </w:t>
-      </w:r>
-      <w:proofErr w:type="spellStart"/>
-      <w:r>
-        <w:rPr>
-          <w:rFonts w:ascii="Times New Roman" w:hAnsi="Times New Roman" w:cs="Times New Roman"/>
-          <w:sz w:val="28"/>
-          <w:szCs w:val="28"/>
-        </w:rPr>
-        <w:t>гиперпараметры</w:t>
-      </w:r>
-      <w:proofErr w:type="spellEnd"/>
+        <w:t xml:space="preserve"> гиперпараметры</w:t>
+      </w:r>
       <w:r>
         <w:rPr>
           <w:rFonts w:ascii="Times New Roman" w:hAnsi="Times New Roman" w:cs="Times New Roman"/>
@@ -2283,7 +2219,6 @@
         </w:rPr>
         <w:t xml:space="preserve"> с функцией активации «</w:t>
       </w:r>
-      <w:proofErr w:type="spellStart"/>
       <w:r>
         <w:rPr>
           <w:rFonts w:ascii="Times New Roman" w:hAnsi="Times New Roman" w:cs="Times New Roman"/>
@@ -2293,7 +2228,6 @@
         </w:rPr>
         <w:t>ReLU</w:t>
       </w:r>
-      <w:proofErr w:type="spellEnd"/>
       <w:r>
         <w:rPr>
           <w:rFonts w:ascii="Times New Roman" w:hAnsi="Times New Roman" w:cs="Times New Roman"/>
@@ -2489,7 +2423,6 @@
         </w:rPr>
         <w:t>функции активации: «</w:t>
       </w:r>
-      <w:proofErr w:type="spellStart"/>
       <w:r>
         <w:rPr>
           <w:rFonts w:ascii="Times New Roman" w:hAnsi="Times New Roman" w:cs="Times New Roman"/>
@@ -2499,7 +2432,6 @@
         </w:rPr>
         <w:t>ReLU</w:t>
       </w:r>
-      <w:proofErr w:type="spellEnd"/>
       <w:r>
         <w:rPr>
           <w:rFonts w:ascii="Times New Roman" w:hAnsi="Times New Roman" w:cs="Times New Roman"/>
@@ -2743,25 +2675,7 @@
           <w:sz w:val="28"/>
           <w:szCs w:val="28"/>
         </w:rPr>
-        <w:t xml:space="preserve">размер </w:t>
-      </w:r>
-      <w:proofErr w:type="spellStart"/>
-      <w:r>
-        <w:rPr>
-          <w:rFonts w:ascii="Times New Roman" w:hAnsi="Times New Roman" w:cs="Times New Roman"/>
-          <w:sz w:val="28"/>
-          <w:szCs w:val="28"/>
-        </w:rPr>
-        <w:t>батча</w:t>
-      </w:r>
-      <w:proofErr w:type="spellEnd"/>
-      <w:r>
-        <w:rPr>
-          <w:rFonts w:ascii="Times New Roman" w:hAnsi="Times New Roman" w:cs="Times New Roman"/>
-          <w:sz w:val="28"/>
-          <w:szCs w:val="28"/>
-        </w:rPr>
-        <w:t xml:space="preserve"> равен 32</w:t>
+        <w:t>размер батча равен 32</w:t>
       </w:r>
       <w:r>
         <w:rPr>
@@ -3148,25 +3062,7 @@
           <w:sz w:val="28"/>
           <w:szCs w:val="28"/>
         </w:rPr>
-        <w:t xml:space="preserve">разделение обучающей выборки на </w:t>
-      </w:r>
-      <w:proofErr w:type="spellStart"/>
-      <w:r>
-        <w:rPr>
-          <w:rFonts w:ascii="Times New Roman" w:hAnsi="Times New Roman" w:cs="Times New Roman"/>
-          <w:sz w:val="28"/>
-          <w:szCs w:val="28"/>
-        </w:rPr>
-        <w:t>батчи</w:t>
-      </w:r>
-      <w:proofErr w:type="spellEnd"/>
-      <w:r>
-        <w:rPr>
-          <w:rFonts w:ascii="Times New Roman" w:hAnsi="Times New Roman" w:cs="Times New Roman"/>
-          <w:sz w:val="28"/>
-          <w:szCs w:val="28"/>
-        </w:rPr>
-        <w:t>, прямой и обратный проходы, вычисление градиента и обновление весов нейронов;</w:t>
+        <w:t>разделение обучающей выборки на батчи, прямой и обратный проходы, вычисление градиента и обновление весов нейронов;</w:t>
       </w:r>
     </w:p>
     <w:p>
@@ -3191,25 +3087,7 @@
           <w:sz w:val="28"/>
           <w:szCs w:val="28"/>
         </w:rPr>
-        <w:t xml:space="preserve">оценка метрик на </w:t>
-      </w:r>
-      <w:proofErr w:type="spellStart"/>
-      <w:r>
-        <w:rPr>
-          <w:rFonts w:ascii="Times New Roman" w:hAnsi="Times New Roman" w:cs="Times New Roman"/>
-          <w:sz w:val="28"/>
-          <w:szCs w:val="28"/>
-        </w:rPr>
-        <w:t>валидационной</w:t>
-      </w:r>
-      <w:proofErr w:type="spellEnd"/>
-      <w:r>
-        <w:rPr>
-          <w:rFonts w:ascii="Times New Roman" w:hAnsi="Times New Roman" w:cs="Times New Roman"/>
-          <w:sz w:val="28"/>
-          <w:szCs w:val="28"/>
-        </w:rPr>
-        <w:t xml:space="preserve"> выборке и проверка условий останов.</w:t>
+        <w:t>оценка метрик на валидационной выборке и проверка условий останов.</w:t>
       </w:r>
     </w:p>
     <w:p>
@@ -3915,7 +3793,7 @@
           <w:sz w:val="28"/>
           <w:szCs w:val="28"/>
         </w:rPr>
-        <w:t xml:space="preserve"> – для просмотра спрогнозированных свойств. Далее будет показана видеодемонстрация приложения. </w:t>
+        <w:t xml:space="preserve"> – для просмотра спрогнозированных свойств. </w:t>
       </w:r>
     </w:p>
     <w:p>
@@ -4027,25 +3905,7 @@
           <w:sz w:val="28"/>
           <w:szCs w:val="28"/>
         </w:rPr>
-        <w:t xml:space="preserve">моделей с разными </w:t>
-      </w:r>
-      <w:proofErr w:type="spellStart"/>
-      <w:r>
-        <w:rPr>
-          <w:rFonts w:ascii="Times New Roman" w:hAnsi="Times New Roman" w:cs="Times New Roman"/>
-          <w:sz w:val="28"/>
-          <w:szCs w:val="28"/>
-        </w:rPr>
-        <w:t>гиперпараметрами</w:t>
-      </w:r>
-      <w:proofErr w:type="spellEnd"/>
-      <w:r>
-        <w:rPr>
-          <w:rFonts w:ascii="Times New Roman" w:hAnsi="Times New Roman" w:cs="Times New Roman"/>
-          <w:sz w:val="28"/>
-          <w:szCs w:val="28"/>
-        </w:rPr>
-        <w:t xml:space="preserve"> и</w:t>
+        <w:t>моделей с разными гиперпараметрами и</w:t>
       </w:r>
       <w:r>
         <w:rPr>

--- a/ВКР, отчет/ВКР, презентация/ВКР, презентация (текст).docx
+++ b/ВКР, отчет/ВКР, презентация/ВКР, презентация (текст).docx
@@ -581,7 +581,61 @@
           <w:sz w:val="28"/>
           <w:szCs w:val="28"/>
         </w:rPr>
-        <w:t xml:space="preserve">Сегодня существует немало проприетарных приложений для моделирования свойств материалов и сплавов. Такие программы чаще всего основаны на фундаментальных термодинамических моделях и расчёте фазовых равновесий. Наиболее известными и распространёнными среди них являются «JMatPro», «Thermo-Calc» и «Ansys GRANTA», которые позволяют прогнозировать различные физико-механические свойства материалов без необходимости проведения лабораторных экспериментов, опираясь на встроенные базы данных и расчётные модели. Однако эти </w:t>
+        <w:t>Сегодня существует немало проприетарных приложений для моделирования свойств материалов и сплавов. Такие программы чаще всего основаны на фундаментальных термодинамических моделях и расчёте фазовых равновесий. Наиболее известными и распространёнными среди них являются «</w:t>
+      </w:r>
+      <w:proofErr w:type="spellStart"/>
+      <w:r>
+        <w:rPr>
+          <w:rFonts w:ascii="Times New Roman" w:hAnsi="Times New Roman" w:cs="Times New Roman"/>
+          <w:sz w:val="28"/>
+          <w:szCs w:val="28"/>
+        </w:rPr>
+        <w:t>JMatPro</w:t>
+      </w:r>
+      <w:proofErr w:type="spellEnd"/>
+      <w:r>
+        <w:rPr>
+          <w:rFonts w:ascii="Times New Roman" w:hAnsi="Times New Roman" w:cs="Times New Roman"/>
+          <w:sz w:val="28"/>
+          <w:szCs w:val="28"/>
+        </w:rPr>
+        <w:t>», «</w:t>
+      </w:r>
+      <w:proofErr w:type="spellStart"/>
+      <w:r>
+        <w:rPr>
+          <w:rFonts w:ascii="Times New Roman" w:hAnsi="Times New Roman" w:cs="Times New Roman"/>
+          <w:sz w:val="28"/>
+          <w:szCs w:val="28"/>
+        </w:rPr>
+        <w:t>Thermo-Calc</w:t>
+      </w:r>
+      <w:proofErr w:type="spellEnd"/>
+      <w:r>
+        <w:rPr>
+          <w:rFonts w:ascii="Times New Roman" w:hAnsi="Times New Roman" w:cs="Times New Roman"/>
+          <w:sz w:val="28"/>
+          <w:szCs w:val="28"/>
+        </w:rPr>
+        <w:t>» и «</w:t>
+      </w:r>
+      <w:proofErr w:type="spellStart"/>
+      <w:r>
+        <w:rPr>
+          <w:rFonts w:ascii="Times New Roman" w:hAnsi="Times New Roman" w:cs="Times New Roman"/>
+          <w:sz w:val="28"/>
+          <w:szCs w:val="28"/>
+        </w:rPr>
+        <w:t>Ansys</w:t>
+      </w:r>
+      <w:proofErr w:type="spellEnd"/>
+      <w:r>
+        <w:rPr>
+          <w:rFonts w:ascii="Times New Roman" w:hAnsi="Times New Roman" w:cs="Times New Roman"/>
+          <w:sz w:val="28"/>
+          <w:szCs w:val="28"/>
+        </w:rPr>
+        <w:t xml:space="preserve"> GRANTA», которые позволяют прогнозировать различные физико-механические свойства материалов без необходимости проведения лабораторных экспериментов, опираясь на встроенные базы данных и расчётные модели. Однако эти </w:t>
       </w:r>
       <w:r>
         <w:rPr>
@@ -1798,7 +1852,23 @@
           <w:sz w:val="28"/>
           <w:szCs w:val="28"/>
         </w:rPr>
-        <w:t>» – функцию, отражающую «</w:t>
+        <w:t xml:space="preserve">» – функцию, </w:t>
+      </w:r>
+      <w:r>
+        <w:rPr>
+          <w:rFonts w:ascii="Times New Roman" w:hAnsi="Times New Roman" w:cs="Times New Roman"/>
+          <w:sz w:val="28"/>
+          <w:szCs w:val="28"/>
+        </w:rPr>
+        <w:t>отображающую</w:t>
+      </w:r>
+      <w:r>
+        <w:rPr>
+          <w:rFonts w:ascii="Times New Roman" w:hAnsi="Times New Roman" w:cs="Times New Roman"/>
+          <w:sz w:val="28"/>
+          <w:szCs w:val="28"/>
+        </w:rPr>
+        <w:t xml:space="preserve"> «</w:t>
       </w:r>
       <w:r>
         <w:rPr>
@@ -1946,8 +2016,18 @@
           <w:sz w:val="28"/>
           <w:szCs w:val="28"/>
         </w:rPr>
-        <w:t xml:space="preserve"> гиперпараметры</w:t>
-      </w:r>
+        <w:t xml:space="preserve"> </w:t>
+      </w:r>
+      <w:proofErr w:type="spellStart"/>
+      <w:r>
+        <w:rPr>
+          <w:rFonts w:ascii="Times New Roman" w:hAnsi="Times New Roman" w:cs="Times New Roman"/>
+          <w:sz w:val="28"/>
+          <w:szCs w:val="28"/>
+        </w:rPr>
+        <w:t>гиперпараметры</w:t>
+      </w:r>
+      <w:proofErr w:type="spellEnd"/>
       <w:r>
         <w:rPr>
           <w:rFonts w:ascii="Times New Roman" w:hAnsi="Times New Roman" w:cs="Times New Roman"/>
@@ -2219,6 +2299,7 @@
         </w:rPr>
         <w:t xml:space="preserve"> с функцией активации «</w:t>
       </w:r>
+      <w:proofErr w:type="spellStart"/>
       <w:r>
         <w:rPr>
           <w:rFonts w:ascii="Times New Roman" w:hAnsi="Times New Roman" w:cs="Times New Roman"/>
@@ -2228,6 +2309,7 @@
         </w:rPr>
         <w:t>ReLU</w:t>
       </w:r>
+      <w:proofErr w:type="spellEnd"/>
       <w:r>
         <w:rPr>
           <w:rFonts w:ascii="Times New Roman" w:hAnsi="Times New Roman" w:cs="Times New Roman"/>
@@ -2423,6 +2505,7 @@
         </w:rPr>
         <w:t>функции активации: «</w:t>
       </w:r>
+      <w:proofErr w:type="spellStart"/>
       <w:r>
         <w:rPr>
           <w:rFonts w:ascii="Times New Roman" w:hAnsi="Times New Roman" w:cs="Times New Roman"/>
@@ -2432,6 +2515,7 @@
         </w:rPr>
         <w:t>ReLU</w:t>
       </w:r>
+      <w:proofErr w:type="spellEnd"/>
       <w:r>
         <w:rPr>
           <w:rFonts w:ascii="Times New Roman" w:hAnsi="Times New Roman" w:cs="Times New Roman"/>
@@ -2675,7 +2759,25 @@
           <w:sz w:val="28"/>
           <w:szCs w:val="28"/>
         </w:rPr>
-        <w:t>размер батча равен 32</w:t>
+        <w:t xml:space="preserve">размер </w:t>
+      </w:r>
+      <w:proofErr w:type="spellStart"/>
+      <w:r>
+        <w:rPr>
+          <w:rFonts w:ascii="Times New Roman" w:hAnsi="Times New Roman" w:cs="Times New Roman"/>
+          <w:sz w:val="28"/>
+          <w:szCs w:val="28"/>
+        </w:rPr>
+        <w:t>батча</w:t>
+      </w:r>
+      <w:proofErr w:type="spellEnd"/>
+      <w:r>
+        <w:rPr>
+          <w:rFonts w:ascii="Times New Roman" w:hAnsi="Times New Roman" w:cs="Times New Roman"/>
+          <w:sz w:val="28"/>
+          <w:szCs w:val="28"/>
+        </w:rPr>
+        <w:t xml:space="preserve"> равен 32</w:t>
       </w:r>
       <w:r>
         <w:rPr>
@@ -3062,7 +3164,25 @@
           <w:sz w:val="28"/>
           <w:szCs w:val="28"/>
         </w:rPr>
-        <w:t>разделение обучающей выборки на батчи, прямой и обратный проходы, вычисление градиента и обновление весов нейронов;</w:t>
+        <w:t xml:space="preserve">разделение обучающей выборки на </w:t>
+      </w:r>
+      <w:proofErr w:type="spellStart"/>
+      <w:r>
+        <w:rPr>
+          <w:rFonts w:ascii="Times New Roman" w:hAnsi="Times New Roman" w:cs="Times New Roman"/>
+          <w:sz w:val="28"/>
+          <w:szCs w:val="28"/>
+        </w:rPr>
+        <w:t>батчи</w:t>
+      </w:r>
+      <w:proofErr w:type="spellEnd"/>
+      <w:r>
+        <w:rPr>
+          <w:rFonts w:ascii="Times New Roman" w:hAnsi="Times New Roman" w:cs="Times New Roman"/>
+          <w:sz w:val="28"/>
+          <w:szCs w:val="28"/>
+        </w:rPr>
+        <w:t>, прямой и обратный проходы, вычисление градиента и обновление весов нейронов;</w:t>
       </w:r>
     </w:p>
     <w:p>
@@ -3087,7 +3207,25 @@
           <w:sz w:val="28"/>
           <w:szCs w:val="28"/>
         </w:rPr>
-        <w:t>оценка метрик на валидационной выборке и проверка условий останов.</w:t>
+        <w:t xml:space="preserve">оценка метрик на </w:t>
+      </w:r>
+      <w:proofErr w:type="spellStart"/>
+      <w:r>
+        <w:rPr>
+          <w:rFonts w:ascii="Times New Roman" w:hAnsi="Times New Roman" w:cs="Times New Roman"/>
+          <w:sz w:val="28"/>
+          <w:szCs w:val="28"/>
+        </w:rPr>
+        <w:t>валидационной</w:t>
+      </w:r>
+      <w:proofErr w:type="spellEnd"/>
+      <w:r>
+        <w:rPr>
+          <w:rFonts w:ascii="Times New Roman" w:hAnsi="Times New Roman" w:cs="Times New Roman"/>
+          <w:sz w:val="28"/>
+          <w:szCs w:val="28"/>
+        </w:rPr>
+        <w:t xml:space="preserve"> выборке и проверка условий останов.</w:t>
       </w:r>
     </w:p>
     <w:p>
@@ -3905,7 +4043,25 @@
           <w:sz w:val="28"/>
           <w:szCs w:val="28"/>
         </w:rPr>
-        <w:t>моделей с разными гиперпараметрами и</w:t>
+        <w:t xml:space="preserve">моделей с разными </w:t>
+      </w:r>
+      <w:proofErr w:type="spellStart"/>
+      <w:r>
+        <w:rPr>
+          <w:rFonts w:ascii="Times New Roman" w:hAnsi="Times New Roman" w:cs="Times New Roman"/>
+          <w:sz w:val="28"/>
+          <w:szCs w:val="28"/>
+        </w:rPr>
+        <w:t>гиперпараметрами</w:t>
+      </w:r>
+      <w:proofErr w:type="spellEnd"/>
+      <w:r>
+        <w:rPr>
+          <w:rFonts w:ascii="Times New Roman" w:hAnsi="Times New Roman" w:cs="Times New Roman"/>
+          <w:sz w:val="28"/>
+          <w:szCs w:val="28"/>
+        </w:rPr>
+        <w:t xml:space="preserve"> и</w:t>
       </w:r>
       <w:r>
         <w:rPr>
